--- a/CÔNG TY PERFECT VENUS/PerfectVenus_ThayDoiThanhVien_DDPL/PerfectVenus_ThayDoiThanhVien/PerfectVenus_DSChuSoHuu_MauSo10.docx
+++ b/CÔNG TY PERFECT VENUS/PerfectVenus_ThayDoiThanhVien_DDPL/PerfectVenus_ThayDoiThanhVien/PerfectVenus_DSChuSoHuu_MauSo10.docx
@@ -56,18 +56,18 @@
         <w:tblLook w:val="04A0" w:firstRow="1" w:lastRow="0" w:firstColumn="1" w:lastColumn="0" w:noHBand="0" w:noVBand="1"/>
       </w:tblPr>
       <w:tblGrid>
-        <w:gridCol w:w="699"/>
-        <w:gridCol w:w="1179"/>
-        <w:gridCol w:w="1461"/>
-        <w:gridCol w:w="757"/>
-        <w:gridCol w:w="2123"/>
-        <w:gridCol w:w="1023"/>
+        <w:gridCol w:w="704"/>
+        <w:gridCol w:w="1195"/>
+        <w:gridCol w:w="1482"/>
+        <w:gridCol w:w="767"/>
+        <w:gridCol w:w="2175"/>
+        <w:gridCol w:w="718"/>
         <w:gridCol w:w="609"/>
-        <w:gridCol w:w="1763"/>
-        <w:gridCol w:w="1018"/>
-        <w:gridCol w:w="906"/>
-        <w:gridCol w:w="1708"/>
-        <w:gridCol w:w="709"/>
+        <w:gridCol w:w="1835"/>
+        <w:gridCol w:w="1052"/>
+        <w:gridCol w:w="914"/>
+        <w:gridCol w:w="1782"/>
+        <w:gridCol w:w="722"/>
       </w:tblGrid>
       <w:tr>
         <w:trPr>
@@ -1233,7 +1233,17 @@
                 <w:szCs w:val="22"/>
                 <w:lang w:val="en-US"/>
               </w:rPr>
-              <w:t>51%</w:t>
+              <w:t>50</w:t>
+            </w:r>
+            <w:r>
+              <w:rPr>
+                <w:rFonts w:eastAsia="Calibri"/>
+                <w:spacing w:val="-20"/>
+                <w:sz w:val="22"/>
+                <w:szCs w:val="22"/>
+                <w:lang w:val="en-US"/>
+              </w:rPr>
+              <w:t>%</w:t>
             </w:r>
           </w:p>
         </w:tc>
@@ -1333,25 +1343,66 @@
             </w:pPr>
             <w:r>
               <w:rPr>
+                <w:rFonts w:eastAsia="Times New Roman"/>
+                <w:sz w:val="24"/>
+                <w:szCs w:val="24"/>
+              </w:rPr>
+              <w:t>PHẠM THỊ HỒNG C</w:t>
+            </w:r>
+            <w:r>
+              <w:rPr>
+                <w:rFonts w:eastAsia="Times New Roman"/>
+                <w:sz w:val="24"/>
+                <w:szCs w:val="24"/>
+              </w:rPr>
+              <w:t>Ẩ</w:t>
+            </w:r>
+            <w:r>
+              <w:rPr>
+                <w:rFonts w:eastAsia="Times New Roman"/>
+                <w:sz w:val="24"/>
+                <w:szCs w:val="24"/>
+              </w:rPr>
+              <w:t>M</w:t>
+            </w:r>
+          </w:p>
+        </w:tc>
+        <w:tc>
+          <w:tcPr>
+            <w:tcW w:w="1482" w:type="dxa"/>
+            <w:vAlign w:val="center"/>
+          </w:tcPr>
+          <w:p>
+            <w:pPr>
+              <w:jc w:val="center"/>
+              <w:rPr>
+                <w:sz w:val="22"/>
+                <w:szCs w:val="22"/>
+              </w:rPr>
+            </w:pPr>
+            <w:r>
+              <w:rPr>
                 <w:rFonts w:eastAsia="Calibri"/>
                 <w:sz w:val="22"/>
                 <w:szCs w:val="22"/>
               </w:rPr>
-              <w:t>YEOH ZHONG XIANG</w:t>
-            </w:r>
-          </w:p>
-        </w:tc>
-        <w:tc>
-          <w:tcPr>
-            <w:tcW w:w="1482" w:type="dxa"/>
-            <w:vAlign w:val="center"/>
-          </w:tcPr>
-          <w:p>
-            <w:pPr>
-              <w:jc w:val="center"/>
-              <w:rPr>
-                <w:sz w:val="22"/>
-                <w:szCs w:val="22"/>
+              <w:t>07/12/1987</w:t>
+            </w:r>
+          </w:p>
+        </w:tc>
+        <w:tc>
+          <w:tcPr>
+            <w:tcW w:w="767" w:type="dxa"/>
+            <w:vAlign w:val="center"/>
+          </w:tcPr>
+          <w:p>
+            <w:pPr>
+              <w:jc w:val="center"/>
+              <w:rPr>
+                <w:rFonts w:eastAsia="Times New Roman"/>
+                <w:sz w:val="22"/>
+                <w:szCs w:val="22"/>
+                <w:lang w:val="en-US" w:eastAsia="zh-CN"/>
               </w:rPr>
             </w:pPr>
             <w:r>
@@ -1360,46 +1411,137 @@
                 <w:sz w:val="22"/>
                 <w:szCs w:val="22"/>
               </w:rPr>
-              <w:t>06/08/1985</w:t>
-            </w:r>
-          </w:p>
-        </w:tc>
-        <w:tc>
-          <w:tcPr>
-            <w:tcW w:w="767" w:type="dxa"/>
-            <w:vAlign w:val="center"/>
-          </w:tcPr>
-          <w:p>
-            <w:pPr>
-              <w:jc w:val="center"/>
-              <w:rPr>
-                <w:rFonts w:eastAsia="Times New Roman"/>
+              <w:t>N</w:t>
+            </w:r>
+            <w:r>
+              <w:rPr>
+                <w:rFonts w:eastAsia="Calibri"/>
+                <w:sz w:val="22"/>
+                <w:szCs w:val="22"/>
+                <w:lang w:val="en-US"/>
+              </w:rPr>
+              <w:t>ữ</w:t>
+            </w:r>
+          </w:p>
+        </w:tc>
+        <w:tc>
+          <w:tcPr>
+            <w:tcW w:w="2175" w:type="dxa"/>
+          </w:tcPr>
+          <w:p>
+            <w:pPr>
+              <w:rPr>
+                <w:spacing w:val="-2"/>
+                <w:sz w:val="22"/>
+                <w:szCs w:val="22"/>
+                <w:lang w:val="en-US"/>
+              </w:rPr>
+            </w:pPr>
+            <w:r>
+              <w:rPr>
+                <w:spacing w:val="-2"/>
+                <w:sz w:val="22"/>
+                <w:szCs w:val="22"/>
+                <w:lang w:val="en-US"/>
+              </w:rPr>
+              <w:t xml:space="preserve">căn cước công dân: </w:t>
+            </w:r>
+            <w:r>
+              <w:rPr>
+                <w:spacing w:val="-2"/>
+                <w:sz w:val="22"/>
+                <w:szCs w:val="22"/>
+              </w:rPr>
+              <w:t>080187016482</w:t>
+            </w:r>
+          </w:p>
+          <w:p>
+            <w:pPr>
+              <w:rPr>
+                <w:sz w:val="22"/>
+                <w:szCs w:val="22"/>
+                <w:lang w:val="en-US"/>
+              </w:rPr>
+            </w:pPr>
+            <w:r>
+              <w:rPr>
+                <w:spacing w:val="-2"/>
+                <w:sz w:val="22"/>
+                <w:szCs w:val="22"/>
+                <w:lang w:val="en-US"/>
+              </w:rPr>
+              <w:t xml:space="preserve">Ngày cấp </w:t>
+            </w:r>
+            <w:r>
+              <w:rPr>
+                <w:sz w:val="22"/>
+                <w:szCs w:val="22"/>
+                <w:lang w:val="en-US"/>
+              </w:rPr>
+              <w:t>09</w:t>
+            </w:r>
+            <w:r>
+              <w:rPr>
+                <w:sz w:val="22"/>
+                <w:szCs w:val="22"/>
+                <w:lang w:val="en-US"/>
+              </w:rPr>
+              <w:t>/08/2021</w:t>
+            </w:r>
+          </w:p>
+          <w:p>
+            <w:pPr>
+              <w:jc w:val="left"/>
+              <w:rPr>
+                <w:spacing w:val="-2"/>
+                <w:sz w:val="22"/>
+                <w:szCs w:val="22"/>
+              </w:rPr>
+            </w:pPr>
+            <w:r>
+              <w:rPr>
                 <w:sz w:val="22"/>
                 <w:szCs w:val="22"/>
                 <w:lang w:eastAsia="zh-CN"/>
               </w:rPr>
-            </w:pPr>
-            <w:r>
-              <w:rPr>
-                <w:rFonts w:eastAsia="Calibri"/>
-                <w:sz w:val="22"/>
-                <w:szCs w:val="22"/>
-              </w:rPr>
-              <w:t>N</w:t>
-            </w:r>
-            <w:r>
-              <w:rPr>
-                <w:rFonts w:eastAsia="Calibri"/>
-                <w:sz w:val="22"/>
-                <w:szCs w:val="22"/>
-              </w:rPr>
-              <w:t>am</w:t>
-            </w:r>
-          </w:p>
-        </w:tc>
-        <w:tc>
-          <w:tcPr>
-            <w:tcW w:w="2175" w:type="dxa"/>
+              <w:t>Nơi cấp: Cục Cảnh sát quản lý hành chính về trật tự xã hội</w:t>
+            </w:r>
+          </w:p>
+        </w:tc>
+        <w:tc>
+          <w:tcPr>
+            <w:tcW w:w="718" w:type="dxa"/>
+            <w:vAlign w:val="center"/>
+          </w:tcPr>
+          <w:p>
+            <w:pPr>
+              <w:jc w:val="center"/>
+              <w:rPr>
+                <w:sz w:val="22"/>
+                <w:szCs w:val="22"/>
+                <w:lang w:val="en-US"/>
+              </w:rPr>
+            </w:pPr>
+          </w:p>
+        </w:tc>
+        <w:tc>
+          <w:tcPr>
+            <w:tcW w:w="609" w:type="dxa"/>
+            <w:vAlign w:val="center"/>
+          </w:tcPr>
+          <w:p>
+            <w:pPr>
+              <w:jc w:val="center"/>
+              <w:rPr>
+                <w:sz w:val="22"/>
+                <w:szCs w:val="22"/>
+              </w:rPr>
+            </w:pPr>
+          </w:p>
+        </w:tc>
+        <w:tc>
+          <w:tcPr>
+            <w:tcW w:w="1835" w:type="dxa"/>
           </w:tcPr>
           <w:p>
             <w:pPr>
@@ -1409,176 +1551,16 @@
                 <w:rFonts w:eastAsia="Calibri"/>
                 <w:sz w:val="22"/>
                 <w:szCs w:val="22"/>
-              </w:rPr>
-            </w:pPr>
-            <w:r>
-              <w:rPr>
-                <w:rFonts w:eastAsia="Calibri"/>
-                <w:sz w:val="22"/>
-                <w:szCs w:val="22"/>
-              </w:rPr>
-              <w:t>Hộ chiếu nước ngoài</w:t>
-            </w:r>
-            <w:r>
-              <w:rPr>
-                <w:rFonts w:eastAsia="Calibri"/>
-                <w:sz w:val="22"/>
-                <w:szCs w:val="22"/>
-              </w:rPr>
-              <w:t xml:space="preserve">: </w:t>
-            </w:r>
-            <w:r>
-              <w:rPr>
-                <w:rFonts w:eastAsia="Calibri"/>
-                <w:sz w:val="22"/>
-                <w:szCs w:val="22"/>
-              </w:rPr>
-              <w:t>A62633793</w:t>
-            </w:r>
-          </w:p>
-          <w:p>
-            <w:pPr>
-              <w:snapToGrid w:val="0"/>
-              <w:jc w:val="left"/>
-              <w:rPr>
-                <w:rFonts w:eastAsia="Calibri"/>
-                <w:sz w:val="22"/>
-                <w:szCs w:val="22"/>
-              </w:rPr>
-            </w:pPr>
-            <w:r>
-              <w:rPr>
-                <w:rFonts w:eastAsia="Calibri"/>
-                <w:sz w:val="22"/>
-                <w:szCs w:val="22"/>
-              </w:rPr>
-              <w:t xml:space="preserve">Ngày cấp </w:t>
-            </w:r>
-            <w:r>
-              <w:rPr>
-                <w:rFonts w:eastAsia="Calibri"/>
-                <w:sz w:val="22"/>
-                <w:szCs w:val="22"/>
-              </w:rPr>
-              <w:t>24/12/2024</w:t>
-            </w:r>
-          </w:p>
-          <w:p>
-            <w:pPr>
-              <w:jc w:val="left"/>
-              <w:rPr>
-                <w:spacing w:val="-2"/>
-                <w:sz w:val="22"/>
-                <w:szCs w:val="22"/>
-              </w:rPr>
-            </w:pPr>
-            <w:r>
-              <w:rPr>
-                <w:rFonts w:eastAsia="Calibri"/>
-                <w:sz w:val="22"/>
-                <w:szCs w:val="22"/>
-              </w:rPr>
-              <w:t xml:space="preserve">Nơi cấp: </w:t>
-            </w:r>
-            <w:r>
-              <w:rPr>
-                <w:rFonts w:eastAsia="Calibri"/>
-                <w:sz w:val="22"/>
-                <w:szCs w:val="22"/>
-              </w:rPr>
-              <w:t>Kelana Jaya</w:t>
-            </w:r>
-          </w:p>
-        </w:tc>
-        <w:tc>
-          <w:tcPr>
-            <w:tcW w:w="718" w:type="dxa"/>
-            <w:vAlign w:val="center"/>
-          </w:tcPr>
-          <w:p>
-            <w:pPr>
-              <w:jc w:val="center"/>
-              <w:rPr>
-                <w:sz w:val="22"/>
-                <w:szCs w:val="22"/>
                 <w:lang w:val="en-US"/>
               </w:rPr>
             </w:pPr>
             <w:r>
               <w:rPr>
-                <w:sz w:val="22"/>
-                <w:szCs w:val="22"/>
-                <w:lang w:val="en-US"/>
-              </w:rPr>
-              <w:t>Malaysia</w:t>
-            </w:r>
-            <w:bookmarkStart w:id="0" w:name="_GoBack"/>
-            <w:bookmarkEnd w:id="0"/>
-          </w:p>
-        </w:tc>
-        <w:tc>
-          <w:tcPr>
-            <w:tcW w:w="609" w:type="dxa"/>
-            <w:vAlign w:val="center"/>
-          </w:tcPr>
-          <w:p>
-            <w:pPr>
-              <w:jc w:val="center"/>
-              <w:rPr>
-                <w:sz w:val="22"/>
-                <w:szCs w:val="22"/>
-              </w:rPr>
-            </w:pPr>
-          </w:p>
-        </w:tc>
-        <w:tc>
-          <w:tcPr>
-            <w:tcW w:w="1835" w:type="dxa"/>
-          </w:tcPr>
-          <w:p>
-            <w:pPr>
-              <w:snapToGrid w:val="0"/>
-              <w:jc w:val="left"/>
-              <w:rPr>
-                <w:rFonts w:eastAsia="Calibri"/>
-                <w:sz w:val="22"/>
-                <w:szCs w:val="22"/>
-                <w:lang w:val="en-US"/>
-              </w:rPr>
-            </w:pPr>
-            <w:r>
-              <w:rPr>
-                <w:rFonts w:eastAsia="Calibri"/>
-                <w:sz w:val="22"/>
-                <w:szCs w:val="22"/>
-              </w:rPr>
-              <w:t xml:space="preserve">B1-03-08, Chung cư The Habitat, khu phố Bình Đáng, Phường Bình Hòa, Hồ </w:t>
-            </w:r>
-            <w:r>
-              <w:rPr>
-                <w:rFonts w:eastAsia="Calibri"/>
-                <w:sz w:val="22"/>
-                <w:szCs w:val="22"/>
-              </w:rPr>
-              <w:lastRenderedPageBreak/>
-              <w:t xml:space="preserve">Chí Minh </w:t>
-            </w:r>
-            <w:r>
-              <w:rPr>
-                <w:rFonts w:eastAsia="Calibri"/>
-                <w:sz w:val="22"/>
-                <w:szCs w:val="22"/>
-              </w:rPr>
-              <w:t>,</w:t>
-            </w:r>
-            <w:r>
-              <w:rPr>
-                <w:rFonts w:eastAsia="Calibri"/>
-                <w:sz w:val="22"/>
-                <w:szCs w:val="22"/>
-                <w:lang w:val="en-US"/>
-              </w:rPr>
-              <w:t xml:space="preserve"> Việt Nam</w:t>
+                <w:rFonts w:eastAsia="Times New Roman"/>
+                <w:sz w:val="24"/>
+                <w:szCs w:val="24"/>
+              </w:rPr>
+              <w:t>224 Ấp 1, Xã Nhựt Tảo, Tỉnh Tây Ninh, Việt Nam</w:t>
             </w:r>
           </w:p>
         </w:tc>
@@ -1604,8 +1586,7 @@
                 <w:szCs w:val="22"/>
                 <w:lang w:val="en-US"/>
               </w:rPr>
-              <w:lastRenderedPageBreak/>
-              <w:t>4</w:t>
+              <w:t>50</w:t>
             </w:r>
             <w:r>
               <w:rPr>
@@ -1615,7 +1596,7 @@
                 <w:szCs w:val="22"/>
                 <w:lang w:val="en-US"/>
               </w:rPr>
-              <w:t>9%</w:t>
+              <w:t>%</w:t>
             </w:r>
           </w:p>
         </w:tc>
@@ -2021,8 +2002,10 @@
                 <w:rFonts w:ascii="Times New Roman" w:eastAsia="Calibri" w:hAnsi="Times New Roman" w:cs="Times New Roman"/>
                 <w:b/>
               </w:rPr>
-              <w:t>YEOH ZHONG XIANG</w:t>
-            </w:r>
+              <w:t>PHẠM CÔNG SANG</w:t>
+            </w:r>
+            <w:bookmarkStart w:id="0" w:name="_GoBack"/>
+            <w:bookmarkEnd w:id="0"/>
           </w:p>
         </w:tc>
       </w:tr>

--- a/CÔNG TY PERFECT VENUS/PerfectVenus_ThayDoiThanhVien_DDPL/PerfectVenus_ThayDoiThanhVien/PerfectVenus_DSChuSoHuu_MauSo10.docx
+++ b/CÔNG TY PERFECT VENUS/PerfectVenus_ThayDoiThanhVien_DDPL/PerfectVenus_ThayDoiThanhVien/PerfectVenus_DSChuSoHuu_MauSo10.docx
@@ -1999,10 +1999,11 @@
             </w:pPr>
             <w:r>
               <w:rPr>
-                <w:rFonts w:ascii="Times New Roman" w:eastAsia="Calibri" w:hAnsi="Times New Roman" w:cs="Times New Roman"/>
-                <w:b/>
-              </w:rPr>
-              <w:t>PHẠM CÔNG SANG</w:t>
+                <w:rFonts w:ascii="Times New Roman" w:eastAsia="Times New Roman" w:hAnsi="Times New Roman"/>
+                <w:sz w:val="24"/>
+                <w:szCs w:val="24"/>
+              </w:rPr>
+              <w:t>TRẦN THỊ THU HIỀN</w:t>
             </w:r>
             <w:bookmarkStart w:id="0" w:name="_GoBack"/>
             <w:bookmarkEnd w:id="0"/>
